--- a/Slides/Zusammenarbeit_und_Kommunikation_01.docx
+++ b/Slides/Zusammenarbeit_und_Kommunikation_01.docx
@@ -1734,7 +1734,7 @@
               <w:jc w:val="center"/>
             </w:pPr>
             <w:pPr>
-              <w:jc w:val="start"/>
+              <w:jc w:val="left"/>
               <w:spacing w:before="200"/>
               <w:pStyle w:val="ImageCaption"/>
             </w:pPr>
@@ -1841,7 +1841,7 @@
               <w:jc w:val="center"/>
             </w:pPr>
             <w:pPr>
-              <w:jc w:val="start"/>
+              <w:jc w:val="left"/>
               <w:spacing w:before="200"/>
               <w:pStyle w:val="ImageCaption"/>
             </w:pPr>
@@ -1948,7 +1948,7 @@
               <w:jc w:val="center"/>
             </w:pPr>
             <w:pPr>
-              <w:jc w:val="start"/>
+              <w:jc w:val="left"/>
               <w:spacing w:before="200"/>
               <w:pStyle w:val="ImageCaption"/>
             </w:pPr>

--- a/Slides/Zusammenarbeit_und_Kommunikation_01.docx
+++ b/Slides/Zusammenarbeit_und_Kommunikation_01.docx
@@ -31,7 +31,7 @@
         <w:pStyle w:val="Date"/>
       </w:pPr>
       <w:r>
-        <w:t xml:space="preserve">2025-09-17</w:t>
+        <w:t xml:space="preserve">2026-04-22</w:t>
       </w:r>
     </w:p>
     <w:bookmarkStart w:id="20" w:name="ziele-der-veranstaltung"/>

--- a/Slides/Zusammenarbeit_und_Kommunikation_01.docx
+++ b/Slides/Zusammenarbeit_und_Kommunikation_01.docx
@@ -31,7 +31,7 @@
         <w:pStyle w:val="Date"/>
       </w:pPr>
       <w:r>
-        <w:t xml:space="preserve">2026-04-22</w:t>
+        <w:t xml:space="preserve">2025-09-17</w:t>
       </w:r>
     </w:p>
     <w:bookmarkStart w:id="20" w:name="ziele-der-veranstaltung"/>
@@ -1643,7 +1643,7 @@
     </w:p>
     <w:bookmarkEnd w:id="42"/>
     <w:bookmarkEnd w:id="43"/>
-    <w:bookmarkStart w:id="63" w:name="wissenschaftlichere-sicht"/>
+    <w:bookmarkStart w:id="60" w:name="wissenschaftlichere-sicht"/>
     <w:p>
       <w:pPr>
         <w:pStyle w:val="Heading1"/>
@@ -1652,7 +1652,7 @@
         <w:t xml:space="preserve">Wissenschaftliche(re) Sicht</w:t>
       </w:r>
     </w:p>
-    <w:bookmarkStart w:id="49" w:name="section"/>
+    <w:bookmarkStart w:id="48" w:name="section"/>
     <w:p>
       <w:pPr>
         <w:pStyle w:val="Heading2"/>
@@ -1671,7 +1671,7 @@
       <w:tr>
         <w:tc>
           <w:tcPr/>
-          <w:bookmarkStart w:id="48" w:name="fig-1"/>
+          <w:bookmarkStart w:id="47" w:name="fig-1"/>
           <w:p>
             <w:pPr>
               <w:pStyle w:val="Compact"/>
@@ -1693,7 +1693,7 @@
                           </pic:cNvPicPr>
                         </pic:nvPicPr>
                         <pic:blipFill>
-                          <a:blip r:embed="rId47">
+                          <a:blip>
                             <a:extLst>
                               <a:ext uri="{28A0092B-C50C-407E-A947-70E740481C1C}">
                                 <a14:useLocalDpi xmlns:a14="http://schemas.microsoft.com/office/drawing/2010/main" val="0"/>
@@ -1754,12 +1754,12 @@
               <w:t xml:space="preserve">CC BY-NC-ND 4.0</w:t>
             </w:r>
           </w:p>
-          <w:bookmarkEnd w:id="48"/>
+          <w:bookmarkEnd w:id="47"/>
         </w:tc>
       </w:tr>
     </w:tbl>
-    <w:bookmarkEnd w:id="49"/>
-    <w:bookmarkStart w:id="55" w:name="section-1"/>
+    <w:bookmarkEnd w:id="48"/>
+    <w:bookmarkStart w:id="53" w:name="section-1"/>
     <w:p>
       <w:pPr>
         <w:pStyle w:val="Heading2"/>
@@ -1778,7 +1778,7 @@
       <w:tr>
         <w:tc>
           <w:tcPr/>
-          <w:bookmarkStart w:id="54" w:name="fig-pyramid"/>
+          <w:bookmarkStart w:id="52" w:name="fig-pyramid"/>
           <w:p>
             <w:pPr>
               <w:pStyle w:val="Compact"/>
@@ -1789,24 +1789,24 @@
                 <wp:inline>
                   <wp:extent cx="4210050" cy="5057775"/>
                   <wp:effectExtent b="0" l="0" r="0" t="0"/>
-                  <wp:docPr descr="" title="" id="51" name="Picture"/>
+                  <wp:docPr descr="" title="" id="50" name="Picture"/>
                   <a:graphic>
                     <a:graphicData uri="http://schemas.openxmlformats.org/drawingml/2006/picture">
                       <pic:pic>
                         <pic:nvPicPr>
-                          <pic:cNvPr descr="Zusammenarbeit_und_Kommunikation/9Handlungsdimensionen_Baumgartner23_CC_NC_ND.svg" id="52" name="Picture"/>
+                          <pic:cNvPr descr="Zusammenarbeit_und_Kommunikation/9Handlungsdimensionen_Baumgartner23_CC_NC_ND.svg" id="51" name="Picture"/>
                           <pic:cNvPicPr>
                             <a:picLocks noChangeArrowheads="1" noChangeAspect="1"/>
                           </pic:cNvPicPr>
                         </pic:nvPicPr>
                         <pic:blipFill>
-                          <a:blip r:embed="rId53">
+                          <a:blip>
                             <a:extLst>
                               <a:ext uri="{28A0092B-C50C-407E-A947-70E740481C1C}">
                                 <a14:useLocalDpi xmlns:a14="http://schemas.microsoft.com/office/drawing/2010/main" val="0"/>
                               </a:ext>
                               <a:ext uri="{96DAC541-7B7A-43D3-8B79-37D633B846F1}">
-                                <asvg:svgBlip xmlns:asvg="http://schemas.microsoft.com/office/drawing/2016/SVG/main" r:embed="rId50"/>
+                                <asvg:svgBlip xmlns:asvg="http://schemas.microsoft.com/office/drawing/2016/SVG/main" r:embed="rId49"/>
                               </a:ext>
                             </a:extLst>
                           </a:blip>
@@ -1861,12 +1861,12 @@
               <w:t xml:space="preserve">CC BY-NC-ND 4.0</w:t>
             </w:r>
           </w:p>
-          <w:bookmarkEnd w:id="54"/>
+          <w:bookmarkEnd w:id="52"/>
         </w:tc>
       </w:tr>
     </w:tbl>
-    <w:bookmarkEnd w:id="55"/>
-    <w:bookmarkStart w:id="61" w:name="section-2"/>
+    <w:bookmarkEnd w:id="53"/>
+    <w:bookmarkStart w:id="58" w:name="section-2"/>
     <w:p>
       <w:pPr>
         <w:pStyle w:val="Heading2"/>
@@ -1885,7 +1885,7 @@
       <w:tr>
         <w:tc>
           <w:tcPr/>
-          <w:bookmarkStart w:id="60" w:name="fig-1"/>
+          <w:bookmarkStart w:id="57" w:name="fig-1"/>
           <w:p>
             <w:pPr>
               <w:pStyle w:val="Compact"/>
@@ -1896,24 +1896,24 @@
                 <wp:inline>
                   <wp:extent cx="4181475" cy="3552825"/>
                   <wp:effectExtent b="0" l="0" r="0" t="0"/>
-                  <wp:docPr descr="" title="" id="57" name="Picture"/>
+                  <wp:docPr descr="" title="" id="55" name="Picture"/>
                   <a:graphic>
                     <a:graphicData uri="http://schemas.openxmlformats.org/drawingml/2006/picture">
                       <pic:pic>
                         <pic:nvPicPr>
-                          <pic:cNvPr descr="Zusammenarbeit_und_Kommunikation/ZuK_Rosenberger23_CC_NC_ND.svg" id="58" name="Picture"/>
+                          <pic:cNvPr descr="Zusammenarbeit_und_Kommunikation/ZuK_Rosenberger23_CC_NC_ND.svg" id="56" name="Picture"/>
                           <pic:cNvPicPr>
                             <a:picLocks noChangeArrowheads="1" noChangeAspect="1"/>
                           </pic:cNvPicPr>
                         </pic:nvPicPr>
                         <pic:blipFill>
-                          <a:blip r:embed="rId59">
+                          <a:blip>
                             <a:extLst>
                               <a:ext uri="{28A0092B-C50C-407E-A947-70E740481C1C}">
                                 <a14:useLocalDpi xmlns:a14="http://schemas.microsoft.com/office/drawing/2010/main" val="0"/>
                               </a:ext>
                               <a:ext uri="{96DAC541-7B7A-43D3-8B79-37D633B846F1}">
-                                <asvg:svgBlip xmlns:asvg="http://schemas.microsoft.com/office/drawing/2016/SVG/main" r:embed="rId56"/>
+                                <asvg:svgBlip xmlns:asvg="http://schemas.microsoft.com/office/drawing/2016/SVG/main" r:embed="rId54"/>
                               </a:ext>
                             </a:extLst>
                           </a:blip>
@@ -1968,12 +1968,12 @@
               <w:t xml:space="preserve">CC BY-NC-ND 4.0</w:t>
             </w:r>
           </w:p>
-          <w:bookmarkEnd w:id="60"/>
+          <w:bookmarkEnd w:id="57"/>
         </w:tc>
       </w:tr>
     </w:tbl>
-    <w:bookmarkEnd w:id="61"/>
-    <w:bookmarkStart w:id="62" w:name="bibliographie"/>
+    <w:bookmarkEnd w:id="58"/>
+    <w:bookmarkStart w:id="59" w:name="bibliographie"/>
     <w:p>
       <w:pPr>
         <w:pStyle w:val="Heading2"/>
@@ -1982,8 +1982,8 @@
         <w:t xml:space="preserve">Bibliographie</w:t>
       </w:r>
     </w:p>
-    <w:bookmarkEnd w:id="62"/>
-    <w:bookmarkEnd w:id="63"/>
+    <w:bookmarkEnd w:id="59"/>
+    <w:bookmarkEnd w:id="60"/>
     <w:sectPr>
       <w:footnotePr>
         <w:numRestart w:val="eachSect"/>

--- a/Slides/Zusammenarbeit_und_Kommunikation_01.docx
+++ b/Slides/Zusammenarbeit_und_Kommunikation_01.docx
@@ -31,10 +31,10 @@
         <w:pStyle w:val="Date"/>
       </w:pPr>
       <w:r>
-        <w:t xml:space="preserve">2025-09-17</w:t>
-      </w:r>
-    </w:p>
-    <w:bookmarkStart w:id="20" w:name="ziele-der-veranstaltung"/>
+        <w:t xml:space="preserve">2026-04-22</w:t>
+      </w:r>
+    </w:p>
+    <w:bookmarkStart w:id="9" w:name="ziele-der-veranstaltung"/>
     <w:p>
       <w:pPr>
         <w:pStyle w:val="Heading2"/>
@@ -100,8 +100,8 @@
         <w:t xml:space="preserve">Bearbeitung von Fallbeispielen aus dem Schulalltag</w:t>
       </w:r>
     </w:p>
-    <w:bookmarkEnd w:id="20"/>
-    <w:bookmarkStart w:id="26" w:name="anspruchsgruppen-der-schule"/>
+    <w:bookmarkEnd w:id="9"/>
+    <w:bookmarkStart w:id="15" w:name="anspruchsgruppen-der-schule"/>
     <w:p>
       <w:pPr>
         <w:pStyle w:val="Heading1"/>
@@ -110,7 +110,7 @@
         <w:t xml:space="preserve">Anspruchsgruppen der Schule</w:t>
       </w:r>
     </w:p>
-    <w:bookmarkStart w:id="21" w:name="wer-gehört-dazu"/>
+    <w:bookmarkStart w:id="10" w:name="wer-gehört-dazu"/>
     <w:p>
       <w:pPr>
         <w:pStyle w:val="Heading2"/>
@@ -206,8 +206,8 @@
         <w:t xml:space="preserve">Bildungsverwaltung / Behörden</w:t>
       </w:r>
     </w:p>
-    <w:bookmarkEnd w:id="21"/>
-    <w:bookmarkStart w:id="23" w:name="zusammenarbeit-laut-gesetzgebung"/>
+    <w:bookmarkEnd w:id="10"/>
+    <w:bookmarkStart w:id="12" w:name="zusammenarbeit-laut-gesetzgebung"/>
     <w:p>
       <w:pPr>
         <w:pStyle w:val="Heading2"/>
@@ -228,7 +228,7 @@
       <w:pPr>
         <w:pStyle w:val="BlockText"/>
       </w:pPr>
-      <w:hyperlink r:id="rId22">
+      <w:hyperlink r:id="rId11">
         <w:r>
           <w:rPr>
             <w:rStyle w:val="Hyperlink"/>
@@ -245,8 +245,8 @@
         <w:t xml:space="preserve">Die Mitwirkung erfolgt im Rahmen der Zuständigkeiten. Digitale Mittel können zur Erleichterung der Zusammenarbeit beitragen, ersetzen aber keine Haltung.</w:t>
       </w:r>
     </w:p>
-    <w:bookmarkEnd w:id="23"/>
-    <w:bookmarkStart w:id="24" w:name="reflexion-eigene-erfahrungen"/>
+    <w:bookmarkEnd w:id="12"/>
+    <w:bookmarkStart w:id="13" w:name="reflexion-eigene-erfahrungen"/>
     <w:p>
       <w:pPr>
         <w:pStyle w:val="Heading2"/>
@@ -311,8 +311,8 @@
         <w:t xml:space="preserve">Was hat gut funktioniert, was war herausfordernd?</w:t>
       </w:r>
     </w:p>
-    <w:bookmarkEnd w:id="24"/>
-    <w:bookmarkStart w:id="25" w:name="austausch-im-plenum"/>
+    <w:bookmarkEnd w:id="13"/>
+    <w:bookmarkStart w:id="14" w:name="austausch-im-plenum"/>
     <w:p>
       <w:pPr>
         <w:pStyle w:val="Heading2"/>
@@ -371,9 +371,9 @@
         <w:t xml:space="preserve">Wo besteht Handlungsbedarf?</w:t>
       </w:r>
     </w:p>
-    <w:bookmarkEnd w:id="25"/>
-    <w:bookmarkEnd w:id="26"/>
-    <w:bookmarkStart w:id="29" w:name="digitale-tools-in-der-praxis"/>
+    <w:bookmarkEnd w:id="14"/>
+    <w:bookmarkEnd w:id="15"/>
+    <w:bookmarkStart w:id="18" w:name="digitale-tools-in-der-praxis"/>
     <w:p>
       <w:pPr>
         <w:pStyle w:val="Heading1"/>
@@ -382,7 +382,7 @@
         <w:t xml:space="preserve">Digitale Tools in der Praxis</w:t>
       </w:r>
     </w:p>
-    <w:bookmarkStart w:id="27" w:name="überblick-im-kanton-bern-verbreitet"/>
+    <w:bookmarkStart w:id="16" w:name="überblick-im-kanton-bern-verbreitet"/>
     <w:p>
       <w:pPr>
         <w:pStyle w:val="Heading2"/>
@@ -617,8 +617,8 @@
         </w:tc>
       </w:tr>
     </w:tbl>
-    <w:bookmarkEnd w:id="27"/>
-    <w:bookmarkStart w:id="28" w:name="analyse-von-tools"/>
+    <w:bookmarkEnd w:id="16"/>
+    <w:bookmarkStart w:id="17" w:name="analyse-von-tools"/>
     <w:p>
       <w:pPr>
         <w:pStyle w:val="Heading2"/>
@@ -723,9 +723,9 @@
         <w:t xml:space="preserve">Ergebnisse: je Gruppe 1 kurze Präsentation (2 Minuten)</w:t>
       </w:r>
     </w:p>
-    <w:bookmarkEnd w:id="28"/>
-    <w:bookmarkEnd w:id="29"/>
-    <w:bookmarkStart w:id="32" w:name="kommunikationsformen-und--formate"/>
+    <w:bookmarkEnd w:id="17"/>
+    <w:bookmarkEnd w:id="18"/>
+    <w:bookmarkStart w:id="21" w:name="kommunikationsformen-und--formate"/>
     <w:p>
       <w:pPr>
         <w:pStyle w:val="Heading1"/>
@@ -734,7 +734,7 @@
         <w:t xml:space="preserve">Kommunikationsformen und -formate</w:t>
       </w:r>
     </w:p>
-    <w:bookmarkStart w:id="30" w:name="mündlich-schriftlich-synchron-asynchron"/>
+    <w:bookmarkStart w:id="19" w:name="mündlich-schriftlich-synchron-asynchron"/>
     <w:p>
       <w:pPr>
         <w:pStyle w:val="Heading2"/>
@@ -944,8 +944,8 @@
         </w:tc>
       </w:tr>
     </w:tbl>
-    <w:bookmarkEnd w:id="30"/>
-    <w:bookmarkStart w:id="31" w:name="X01ccee112ee2d48be678ff47dab9f2cf38fbaf3"/>
+    <w:bookmarkEnd w:id="19"/>
+    <w:bookmarkStart w:id="20" w:name="X01ccee112ee2d48be678ff47dab9f2cf38fbaf3"/>
     <w:p>
       <w:pPr>
         <w:pStyle w:val="Heading2"/>
@@ -1039,9 +1039,9 @@
         <w:t xml:space="preserve">Welche Formate sind wofür angemessen?</w:t>
       </w:r>
     </w:p>
-    <w:bookmarkEnd w:id="31"/>
-    <w:bookmarkEnd w:id="32"/>
-    <w:bookmarkStart w:id="36" w:name="rechtliche-grundlagen"/>
+    <w:bookmarkEnd w:id="20"/>
+    <w:bookmarkEnd w:id="21"/>
+    <w:bookmarkStart w:id="25" w:name="rechtliche-grundlagen"/>
     <w:p>
       <w:pPr>
         <w:pStyle w:val="Heading1"/>
@@ -1050,7 +1050,7 @@
         <w:t xml:space="preserve">4. Rechtliche Grundlagen</w:t>
       </w:r>
     </w:p>
-    <w:bookmarkStart w:id="34" w:name="Xedcae5d8ffec8cf8f9a021046b9126414762877"/>
+    <w:bookmarkStart w:id="23" w:name="Xedcae5d8ffec8cf8f9a021046b9126414762877"/>
     <w:p>
       <w:pPr>
         <w:pStyle w:val="Heading2"/>
@@ -1105,7 +1105,7 @@
       <w:pPr>
         <w:pStyle w:val="FirstParagraph"/>
       </w:pPr>
-      <w:hyperlink r:id="rId33">
+      <w:hyperlink r:id="rId22">
         <w:r>
           <w:rPr>
             <w:rStyle w:val="Hyperlink"/>
@@ -1134,7 +1134,7 @@
       <w:pPr>
         <w:pStyle w:val="BlockText"/>
       </w:pPr>
-      <w:hyperlink r:id="rId33">
+      <w:hyperlink r:id="rId22">
         <w:r>
           <w:rPr>
             <w:rStyle w:val="Hyperlink"/>
@@ -1143,8 +1143,8 @@
         </w:r>
       </w:hyperlink>
     </w:p>
-    <w:bookmarkEnd w:id="34"/>
-    <w:bookmarkStart w:id="35" w:name="sichere-kommunikation-was-heisst-das"/>
+    <w:bookmarkEnd w:id="23"/>
+    <w:bookmarkStart w:id="24" w:name="sichere-kommunikation-was-heisst-das"/>
     <w:p>
       <w:pPr>
         <w:pStyle w:val="Heading2"/>
@@ -1309,9 +1309,9 @@
         </w:tc>
       </w:tr>
     </w:tbl>
-    <w:bookmarkEnd w:id="35"/>
-    <w:bookmarkEnd w:id="36"/>
-    <w:bookmarkStart w:id="39" w:name="fallbeispiele"/>
+    <w:bookmarkEnd w:id="24"/>
+    <w:bookmarkEnd w:id="25"/>
+    <w:bookmarkStart w:id="28" w:name="fallbeispiele"/>
     <w:p>
       <w:pPr>
         <w:pStyle w:val="Heading1"/>
@@ -1320,7 +1320,7 @@
         <w:t xml:space="preserve">Fallbeispiele</w:t>
       </w:r>
     </w:p>
-    <w:bookmarkStart w:id="37" w:name="fall-1-elterninformation"/>
+    <w:bookmarkStart w:id="26" w:name="fall-1-elterninformation"/>
     <w:p>
       <w:pPr>
         <w:pStyle w:val="Heading2"/>
@@ -1402,8 +1402,8 @@
         </w:pict>
       </w:r>
     </w:p>
-    <w:bookmarkEnd w:id="37"/>
-    <w:bookmarkStart w:id="38" w:name="fall-2-konflikt-im-kollegium"/>
+    <w:bookmarkEnd w:id="26"/>
+    <w:bookmarkStart w:id="27" w:name="fall-2-konflikt-im-kollegium"/>
     <w:p>
       <w:pPr>
         <w:pStyle w:val="Heading2"/>
@@ -1470,9 +1470,9 @@
         <w:t xml:space="preserve">Welche Rolle spielt Vertraulichkeit?</w:t>
       </w:r>
     </w:p>
-    <w:bookmarkEnd w:id="38"/>
-    <w:bookmarkEnd w:id="39"/>
-    <w:bookmarkStart w:id="43" w:name="X9f9ad05bc2d46a25181745f07b5c1c6a6f9f090"/>
+    <w:bookmarkEnd w:id="27"/>
+    <w:bookmarkEnd w:id="28"/>
+    <w:bookmarkStart w:id="32" w:name="X9f9ad05bc2d46a25181745f07b5c1c6a6f9f090"/>
     <w:p>
       <w:pPr>
         <w:pStyle w:val="Heading1"/>
@@ -1481,7 +1481,7 @@
         <w:t xml:space="preserve">Strategien für professionelle Kommunikation</w:t>
       </w:r>
     </w:p>
-    <w:bookmarkStart w:id="40" w:name="empfehlungen-aus-der-praxis"/>
+    <w:bookmarkStart w:id="29" w:name="empfehlungen-aus-der-praxis"/>
     <w:p>
       <w:pPr>
         <w:pStyle w:val="Heading2"/>
@@ -1562,8 +1562,8 @@
         <w:t xml:space="preserve">Professionelle Sprache auch digital wahren</w:t>
       </w:r>
     </w:p>
-    <w:bookmarkEnd w:id="40"/>
-    <w:bookmarkStart w:id="42" w:name="leitfragen-zur-selbstverortung"/>
+    <w:bookmarkEnd w:id="29"/>
+    <w:bookmarkStart w:id="31" w:name="leitfragen-zur-selbstverortung"/>
     <w:p>
       <w:pPr>
         <w:pStyle w:val="Heading2"/>
@@ -1618,7 +1618,7 @@
       <w:pPr>
         <w:pStyle w:val="FirstParagraph"/>
       </w:pPr>
-      <w:hyperlink r:id="rId41">
+      <w:hyperlink r:id="rId30">
         <m:oMath>
           <m:r>
             <m:rPr>
@@ -1641,9 +1641,9 @@
         </w:r>
       </w:hyperlink>
     </w:p>
-    <w:bookmarkEnd w:id="42"/>
-    <w:bookmarkEnd w:id="43"/>
-    <w:bookmarkStart w:id="60" w:name="wissenschaftlichere-sicht"/>
+    <w:bookmarkEnd w:id="31"/>
+    <w:bookmarkEnd w:id="32"/>
+    <w:bookmarkStart w:id="52" w:name="wissenschaftlichere-sicht"/>
     <w:p>
       <w:pPr>
         <w:pStyle w:val="Heading1"/>
@@ -1652,7 +1652,7 @@
         <w:t xml:space="preserve">Wissenschaftliche(re) Sicht</w:t>
       </w:r>
     </w:p>
-    <w:bookmarkStart w:id="48" w:name="section"/>
+    <w:bookmarkStart w:id="38" w:name="section"/>
     <w:p>
       <w:pPr>
         <w:pStyle w:val="Heading2"/>
@@ -1671,7 +1671,7 @@
       <w:tr>
         <w:tc>
           <w:tcPr/>
-          <w:bookmarkStart w:id="47" w:name="fig-1"/>
+          <w:bookmarkStart w:id="37" w:name="fig-1"/>
           <w:p>
             <w:pPr>
               <w:pStyle w:val="Compact"/>
@@ -1682,24 +1682,24 @@
                 <wp:inline>
                   <wp:extent cx="4210050" cy="2847975"/>
                   <wp:effectExtent b="0" l="0" r="0" t="0"/>
-                  <wp:docPr descr="" title="" id="45" name="Picture"/>
+                  <wp:docPr descr="" title="" id="34" name="Picture"/>
                   <a:graphic>
                     <a:graphicData uri="http://schemas.openxmlformats.org/drawingml/2006/picture">
                       <pic:pic>
                         <pic:nvPicPr>
-                          <pic:cNvPr descr="Zusammenarbeit_und_Kommunikation/ZuK_Framework_Rosenberg23_CC_NC_ND.svg" id="46" name="Picture"/>
+                          <pic:cNvPr descr="Zusammenarbeit_und_Kommunikation/ZuK_Framework_Rosenberg23_CC_NC_ND.svg" id="35" name="Picture"/>
                           <pic:cNvPicPr>
                             <a:picLocks noChangeArrowheads="1" noChangeAspect="1"/>
                           </pic:cNvPicPr>
                         </pic:nvPicPr>
                         <pic:blipFill>
-                          <a:blip>
+                          <a:blip r:embed="rId36">
                             <a:extLst>
                               <a:ext uri="{28A0092B-C50C-407E-A947-70E740481C1C}">
                                 <a14:useLocalDpi xmlns:a14="http://schemas.microsoft.com/office/drawing/2010/main" val="0"/>
                               </a:ext>
                               <a:ext uri="{96DAC541-7B7A-43D3-8B79-37D633B846F1}">
-                                <asvg:svgBlip xmlns:asvg="http://schemas.microsoft.com/office/drawing/2016/SVG/main" r:embed="rId44"/>
+                                <asvg:svgBlip xmlns:asvg="http://schemas.microsoft.com/office/drawing/2016/SVG/main" r:embed="rId33"/>
                               </a:ext>
                             </a:extLst>
                           </a:blip>
@@ -1754,12 +1754,12 @@
               <w:t xml:space="preserve">CC BY-NC-ND 4.0</w:t>
             </w:r>
           </w:p>
-          <w:bookmarkEnd w:id="47"/>
+          <w:bookmarkEnd w:id="37"/>
         </w:tc>
       </w:tr>
     </w:tbl>
-    <w:bookmarkEnd w:id="48"/>
-    <w:bookmarkStart w:id="53" w:name="section-1"/>
+    <w:bookmarkEnd w:id="38"/>
+    <w:bookmarkStart w:id="44" w:name="section-1"/>
     <w:p>
       <w:pPr>
         <w:pStyle w:val="Heading2"/>
@@ -1778,7 +1778,7 @@
       <w:tr>
         <w:tc>
           <w:tcPr/>
-          <w:bookmarkStart w:id="52" w:name="fig-pyramid"/>
+          <w:bookmarkStart w:id="43" w:name="fig-pyramid"/>
           <w:p>
             <w:pPr>
               <w:pStyle w:val="Compact"/>
@@ -1789,24 +1789,24 @@
                 <wp:inline>
                   <wp:extent cx="4210050" cy="5057775"/>
                   <wp:effectExtent b="0" l="0" r="0" t="0"/>
-                  <wp:docPr descr="" title="" id="50" name="Picture"/>
+                  <wp:docPr descr="" title="" id="40" name="Picture"/>
                   <a:graphic>
                     <a:graphicData uri="http://schemas.openxmlformats.org/drawingml/2006/picture">
                       <pic:pic>
                         <pic:nvPicPr>
-                          <pic:cNvPr descr="Zusammenarbeit_und_Kommunikation/9Handlungsdimensionen_Baumgartner23_CC_NC_ND.svg" id="51" name="Picture"/>
+                          <pic:cNvPr descr="Zusammenarbeit_und_Kommunikation/9Handlungsdimensionen_Baumgartner23_CC_NC_ND.svg" id="41" name="Picture"/>
                           <pic:cNvPicPr>
                             <a:picLocks noChangeArrowheads="1" noChangeAspect="1"/>
                           </pic:cNvPicPr>
                         </pic:nvPicPr>
                         <pic:blipFill>
-                          <a:blip>
+                          <a:blip r:embed="rId42">
                             <a:extLst>
                               <a:ext uri="{28A0092B-C50C-407E-A947-70E740481C1C}">
                                 <a14:useLocalDpi xmlns:a14="http://schemas.microsoft.com/office/drawing/2010/main" val="0"/>
                               </a:ext>
                               <a:ext uri="{96DAC541-7B7A-43D3-8B79-37D633B846F1}">
-                                <asvg:svgBlip xmlns:asvg="http://schemas.microsoft.com/office/drawing/2016/SVG/main" r:embed="rId49"/>
+                                <asvg:svgBlip xmlns:asvg="http://schemas.microsoft.com/office/drawing/2016/SVG/main" r:embed="rId39"/>
                               </a:ext>
                             </a:extLst>
                           </a:blip>
@@ -1861,12 +1861,12 @@
               <w:t xml:space="preserve">CC BY-NC-ND 4.0</w:t>
             </w:r>
           </w:p>
-          <w:bookmarkEnd w:id="52"/>
+          <w:bookmarkEnd w:id="43"/>
         </w:tc>
       </w:tr>
     </w:tbl>
-    <w:bookmarkEnd w:id="53"/>
-    <w:bookmarkStart w:id="58" w:name="section-2"/>
+    <w:bookmarkEnd w:id="44"/>
+    <w:bookmarkStart w:id="50" w:name="section-2"/>
     <w:p>
       <w:pPr>
         <w:pStyle w:val="Heading2"/>
@@ -1885,7 +1885,7 @@
       <w:tr>
         <w:tc>
           <w:tcPr/>
-          <w:bookmarkStart w:id="57" w:name="fig-1"/>
+          <w:bookmarkStart w:id="49" w:name="fig-1"/>
           <w:p>
             <w:pPr>
               <w:pStyle w:val="Compact"/>
@@ -1896,24 +1896,24 @@
                 <wp:inline>
                   <wp:extent cx="4181475" cy="3552825"/>
                   <wp:effectExtent b="0" l="0" r="0" t="0"/>
-                  <wp:docPr descr="" title="" id="55" name="Picture"/>
+                  <wp:docPr descr="" title="" id="46" name="Picture"/>
                   <a:graphic>
                     <a:graphicData uri="http://schemas.openxmlformats.org/drawingml/2006/picture">
                       <pic:pic>
                         <pic:nvPicPr>
-                          <pic:cNvPr descr="Zusammenarbeit_und_Kommunikation/ZuK_Rosenberger23_CC_NC_ND.svg" id="56" name="Picture"/>
+                          <pic:cNvPr descr="Zusammenarbeit_und_Kommunikation/ZuK_Rosenberger23_CC_NC_ND.svg" id="47" name="Picture"/>
                           <pic:cNvPicPr>
                             <a:picLocks noChangeArrowheads="1" noChangeAspect="1"/>
                           </pic:cNvPicPr>
                         </pic:nvPicPr>
                         <pic:blipFill>
-                          <a:blip>
+                          <a:blip r:embed="rId48">
                             <a:extLst>
                               <a:ext uri="{28A0092B-C50C-407E-A947-70E740481C1C}">
                                 <a14:useLocalDpi xmlns:a14="http://schemas.microsoft.com/office/drawing/2010/main" val="0"/>
                               </a:ext>
                               <a:ext uri="{96DAC541-7B7A-43D3-8B79-37D633B846F1}">
-                                <asvg:svgBlip xmlns:asvg="http://schemas.microsoft.com/office/drawing/2016/SVG/main" r:embed="rId54"/>
+                                <asvg:svgBlip xmlns:asvg="http://schemas.microsoft.com/office/drawing/2016/SVG/main" r:embed="rId45"/>
                               </a:ext>
                             </a:extLst>
                           </a:blip>
@@ -1968,12 +1968,12 @@
               <w:t xml:space="preserve">CC BY-NC-ND 4.0</w:t>
             </w:r>
           </w:p>
-          <w:bookmarkEnd w:id="57"/>
+          <w:bookmarkEnd w:id="49"/>
         </w:tc>
       </w:tr>
     </w:tbl>
-    <w:bookmarkEnd w:id="58"/>
-    <w:bookmarkStart w:id="59" w:name="bibliographie"/>
+    <w:bookmarkEnd w:id="50"/>
+    <w:bookmarkStart w:id="51" w:name="bibliographie"/>
     <w:p>
       <w:pPr>
         <w:pStyle w:val="Heading2"/>
@@ -1982,8 +1982,8 @@
         <w:t xml:space="preserve">Bibliographie</w:t>
       </w:r>
     </w:p>
-    <w:bookmarkEnd w:id="59"/>
-    <w:bookmarkEnd w:id="60"/>
+    <w:bookmarkEnd w:id="51"/>
+    <w:bookmarkEnd w:id="52"/>
     <w:sectPr>
       <w:footnotePr>
         <w:numRestart w:val="eachSect"/>
@@ -2247,10 +2247,10 @@
   <w:docDefaults>
     <w:rPrDefault>
       <w:rPr>
-        <w:rFonts w:asciiTheme="minorHAnsi" w:cstheme="minorBidi" w:eastAsiaTheme="minorHAnsi" w:hAnsiTheme="minorHAnsi"/>
+        <w:rFonts w:asciiTheme="minorHAnsi" w:cstheme="minorBidi" w:eastAsiaTheme="minorEastAsia" w:hAnsiTheme="minorHAnsi"/>
         <w:sz w:val="24"/>
         <w:szCs w:val="24"/>
-        <w:lang w:bidi="ar-SA" w:eastAsia="en-US" w:val="en-US"/>
+        <w:lang w:bidi="ar-SA" w:eastAsia="zh-CN" w:val="en-US"/>
       </w:rPr>
     </w:rPrDefault>
     <w:pPrDefault>
@@ -2791,13 +2791,6 @@
       </w:tblCellMar>
     </w:tblPr>
     <w:tblStylePr w:type="firstRow">
-      <w:tblPr>
-        <w:jc w:val="left"/>
-        <w:tblInd w:type="dxa" w:w="0"/>
-      </w:tblPr>
-      <w:trPr>
-        <w:jc w:val="left"/>
-      </w:trPr>
       <w:tcPr>
         <w:tcBorders>
           <w:bottom w:val="single"/>

--- a/Slides/Zusammenarbeit_und_Kommunikation_01.docx
+++ b/Slides/Zusammenarbeit_und_Kommunikation_01.docx
@@ -1643,7 +1643,7 @@
     </w:p>
     <w:bookmarkEnd w:id="31"/>
     <w:bookmarkEnd w:id="32"/>
-    <w:bookmarkStart w:id="52" w:name="wissenschaftlichere-sicht"/>
+    <w:bookmarkStart w:id="49" w:name="wissenschaftlichere-sicht"/>
     <w:p>
       <w:pPr>
         <w:pStyle w:val="Heading1"/>
@@ -1652,7 +1652,7 @@
         <w:t xml:space="preserve">Wissenschaftliche(re) Sicht</w:t>
       </w:r>
     </w:p>
-    <w:bookmarkStart w:id="38" w:name="section"/>
+    <w:bookmarkStart w:id="37" w:name="section"/>
     <w:p>
       <w:pPr>
         <w:pStyle w:val="Heading2"/>
@@ -1671,7 +1671,7 @@
       <w:tr>
         <w:tc>
           <w:tcPr/>
-          <w:bookmarkStart w:id="37" w:name="fig-1"/>
+          <w:bookmarkStart w:id="36" w:name="fig-1"/>
           <w:p>
             <w:pPr>
               <w:pStyle w:val="Compact"/>
@@ -1693,7 +1693,7 @@
                           </pic:cNvPicPr>
                         </pic:nvPicPr>
                         <pic:blipFill>
-                          <a:blip r:embed="rId36">
+                          <a:blip>
                             <a:extLst>
                               <a:ext uri="{28A0092B-C50C-407E-A947-70E740481C1C}">
                                 <a14:useLocalDpi xmlns:a14="http://schemas.microsoft.com/office/drawing/2010/main" val="0"/>
@@ -1754,12 +1754,12 @@
               <w:t xml:space="preserve">CC BY-NC-ND 4.0</w:t>
             </w:r>
           </w:p>
-          <w:bookmarkEnd w:id="37"/>
+          <w:bookmarkEnd w:id="36"/>
         </w:tc>
       </w:tr>
     </w:tbl>
-    <w:bookmarkEnd w:id="38"/>
-    <w:bookmarkStart w:id="44" w:name="section-1"/>
+    <w:bookmarkEnd w:id="37"/>
+    <w:bookmarkStart w:id="42" w:name="section-1"/>
     <w:p>
       <w:pPr>
         <w:pStyle w:val="Heading2"/>
@@ -1778,7 +1778,7 @@
       <w:tr>
         <w:tc>
           <w:tcPr/>
-          <w:bookmarkStart w:id="43" w:name="fig-pyramid"/>
+          <w:bookmarkStart w:id="41" w:name="fig-pyramid"/>
           <w:p>
             <w:pPr>
               <w:pStyle w:val="Compact"/>
@@ -1789,24 +1789,24 @@
                 <wp:inline>
                   <wp:extent cx="4210050" cy="5057775"/>
                   <wp:effectExtent b="0" l="0" r="0" t="0"/>
-                  <wp:docPr descr="" title="" id="40" name="Picture"/>
+                  <wp:docPr descr="" title="" id="39" name="Picture"/>
                   <a:graphic>
                     <a:graphicData uri="http://schemas.openxmlformats.org/drawingml/2006/picture">
                       <pic:pic>
                         <pic:nvPicPr>
-                          <pic:cNvPr descr="Zusammenarbeit_und_Kommunikation/9Handlungsdimensionen_Baumgartner23_CC_NC_ND.svg" id="41" name="Picture"/>
+                          <pic:cNvPr descr="Zusammenarbeit_und_Kommunikation/9Handlungsdimensionen_Baumgartner23_CC_NC_ND.svg" id="40" name="Picture"/>
                           <pic:cNvPicPr>
                             <a:picLocks noChangeArrowheads="1" noChangeAspect="1"/>
                           </pic:cNvPicPr>
                         </pic:nvPicPr>
                         <pic:blipFill>
-                          <a:blip r:embed="rId42">
+                          <a:blip>
                             <a:extLst>
                               <a:ext uri="{28A0092B-C50C-407E-A947-70E740481C1C}">
                                 <a14:useLocalDpi xmlns:a14="http://schemas.microsoft.com/office/drawing/2010/main" val="0"/>
                               </a:ext>
                               <a:ext uri="{96DAC541-7B7A-43D3-8B79-37D633B846F1}">
-                                <asvg:svgBlip xmlns:asvg="http://schemas.microsoft.com/office/drawing/2016/SVG/main" r:embed="rId39"/>
+                                <asvg:svgBlip xmlns:asvg="http://schemas.microsoft.com/office/drawing/2016/SVG/main" r:embed="rId38"/>
                               </a:ext>
                             </a:extLst>
                           </a:blip>
@@ -1861,12 +1861,12 @@
               <w:t xml:space="preserve">CC BY-NC-ND 4.0</w:t>
             </w:r>
           </w:p>
-          <w:bookmarkEnd w:id="43"/>
+          <w:bookmarkEnd w:id="41"/>
         </w:tc>
       </w:tr>
     </w:tbl>
-    <w:bookmarkEnd w:id="44"/>
-    <w:bookmarkStart w:id="50" w:name="section-2"/>
+    <w:bookmarkEnd w:id="42"/>
+    <w:bookmarkStart w:id="47" w:name="section-2"/>
     <w:p>
       <w:pPr>
         <w:pStyle w:val="Heading2"/>
@@ -1885,7 +1885,7 @@
       <w:tr>
         <w:tc>
           <w:tcPr/>
-          <w:bookmarkStart w:id="49" w:name="fig-1"/>
+          <w:bookmarkStart w:id="46" w:name="fig-1"/>
           <w:p>
             <w:pPr>
               <w:pStyle w:val="Compact"/>
@@ -1896,24 +1896,24 @@
                 <wp:inline>
                   <wp:extent cx="4181475" cy="3552825"/>
                   <wp:effectExtent b="0" l="0" r="0" t="0"/>
-                  <wp:docPr descr="" title="" id="46" name="Picture"/>
+                  <wp:docPr descr="" title="" id="44" name="Picture"/>
                   <a:graphic>
                     <a:graphicData uri="http://schemas.openxmlformats.org/drawingml/2006/picture">
                       <pic:pic>
                         <pic:nvPicPr>
-                          <pic:cNvPr descr="Zusammenarbeit_und_Kommunikation/ZuK_Rosenberger23_CC_NC_ND.svg" id="47" name="Picture"/>
+                          <pic:cNvPr descr="Zusammenarbeit_und_Kommunikation/ZuK_Rosenberger23_CC_NC_ND.svg" id="45" name="Picture"/>
                           <pic:cNvPicPr>
                             <a:picLocks noChangeArrowheads="1" noChangeAspect="1"/>
                           </pic:cNvPicPr>
                         </pic:nvPicPr>
                         <pic:blipFill>
-                          <a:blip r:embed="rId48">
+                          <a:blip>
                             <a:extLst>
                               <a:ext uri="{28A0092B-C50C-407E-A947-70E740481C1C}">
                                 <a14:useLocalDpi xmlns:a14="http://schemas.microsoft.com/office/drawing/2010/main" val="0"/>
                               </a:ext>
                               <a:ext uri="{96DAC541-7B7A-43D3-8B79-37D633B846F1}">
-                                <asvg:svgBlip xmlns:asvg="http://schemas.microsoft.com/office/drawing/2016/SVG/main" r:embed="rId45"/>
+                                <asvg:svgBlip xmlns:asvg="http://schemas.microsoft.com/office/drawing/2016/SVG/main" r:embed="rId43"/>
                               </a:ext>
                             </a:extLst>
                           </a:blip>
@@ -1968,12 +1968,12 @@
               <w:t xml:space="preserve">CC BY-NC-ND 4.0</w:t>
             </w:r>
           </w:p>
-          <w:bookmarkEnd w:id="49"/>
+          <w:bookmarkEnd w:id="46"/>
         </w:tc>
       </w:tr>
     </w:tbl>
-    <w:bookmarkEnd w:id="50"/>
-    <w:bookmarkStart w:id="51" w:name="bibliographie"/>
+    <w:bookmarkEnd w:id="47"/>
+    <w:bookmarkStart w:id="48" w:name="bibliographie"/>
     <w:p>
       <w:pPr>
         <w:pStyle w:val="Heading2"/>
@@ -1982,8 +1982,8 @@
         <w:t xml:space="preserve">Bibliographie</w:t>
       </w:r>
     </w:p>
-    <w:bookmarkEnd w:id="51"/>
-    <w:bookmarkEnd w:id="52"/>
+    <w:bookmarkEnd w:id="48"/>
+    <w:bookmarkEnd w:id="49"/>
     <w:sectPr>
       <w:footnotePr>
         <w:numRestart w:val="eachSect"/>
